--- a/Thesis_DCT/Portada_Contraportada/tesis-compendio-declaracion-autor_a_en.docx
+++ b/Thesis_DCT/Portada_Contraportada/tesis-compendio-declaracion-autor_a_en.docx
@@ -738,11 +738,8 @@
         <w:sdt>
           <w:sdtPr>
             <w:rPr>
-              <w:rFonts w:ascii="Aptos" w:hAnsi="Aptos" w:cstheme="minorHAnsi"/>
-              <w:b/>
-              <w:bCs/>
+              <w:rFonts w:ascii="Aptos" w:hAnsi="Aptos"/>
               <w:sz w:val="24"/>
-              <w:szCs w:val="24"/>
               <w:lang w:val="en-US"/>
             </w:rPr>
             <w:id w:val="-787969147"/>
@@ -750,6 +747,13 @@
               <w:docPart w:val="3010B8A5404B422FBC09ADFBE9C15DE7"/>
             </w:placeholder>
           </w:sdtPr>
+          <w:sdtEndPr>
+            <w:rPr>
+              <w:rFonts w:cstheme="minorHAnsi"/>
+              <w:b/>
+              <w:bCs/>
+            </w:rPr>
+          </w:sdtEndPr>
           <w:sdtContent>
             <w:tc>
               <w:tcPr>
@@ -763,7 +767,15 @@
               </w:tcPr>
               <w:p>
                 <w:pPr>
-                  <w:spacing w:before="120" w:after="120"/>
+                  <w:rPr>
+                    <w:rFonts w:cstheme="minorHAnsi"/>
+                    <w:b/>
+                    <w:bCs/>
+                    <w:szCs w:val="24"/>
+                    <w:lang w:val="en-US"/>
+                  </w:rPr>
+                </w:pPr>
+                <w:r>
                   <w:rPr>
                     <w:rFonts w:ascii="Aptos" w:hAnsi="Aptos" w:cstheme="minorHAnsi"/>
                     <w:b/>
@@ -772,16 +784,6 @@
                     <w:szCs w:val="24"/>
                     <w:lang w:val="en-US"/>
                   </w:rPr>
-                </w:pPr>
-                <w:r>
-                  <w:rPr>
-                    <w:rFonts w:ascii="Aptos" w:hAnsi="Aptos" w:cstheme="minorHAnsi"/>
-                    <w:b/>
-                    <w:bCs/>
-                    <w:sz w:val="24"/>
-                    <w:szCs w:val="24"/>
-                    <w:lang w:val="en-US"/>
-                  </w:rPr>
                   <w:t>U</w:t>
                 </w:r>
                 <w:r>
@@ -792,17 +794,7 @@
                     <w:szCs w:val="24"/>
                     <w:lang w:val="en-US"/>
                   </w:rPr>
-                  <w:t>nraveling lipid and inflammation interplay in cancer,</w:t>
-                </w:r>
-                <w:r>
-                  <w:rPr>
-                    <w:rFonts w:cstheme="minorHAnsi"/>
-                    <w:b/>
-                    <w:bCs/>
-                    <w:szCs w:val="24"/>
-                    <w:lang w:val="en-US"/>
-                  </w:rPr>
-                  <w:t xml:space="preserve"> aging and infection for novel </w:t>
+                  <w:t xml:space="preserve">nraveling lipid and inflammation interplay in cancer, aging and infection for novel </w:t>
                 </w:r>
                 <w:proofErr w:type="spellStart"/>
                 <w:r>
@@ -825,6 +817,85 @@
                     <w:lang w:val="en-US"/>
                   </w:rPr>
                   <w:t xml:space="preserve"> approaches</w:t>
+                </w:r>
+                <w:r>
+                  <w:rPr>
+                    <w:rFonts w:cstheme="minorHAnsi"/>
+                    <w:b/>
+                    <w:bCs/>
+                    <w:szCs w:val="24"/>
+                    <w:lang w:val="en-US"/>
+                  </w:rPr>
+                  <w:t xml:space="preserve"> </w:t>
+                </w:r>
+              </w:p>
+              <w:p>
+                <w:pPr>
+                  <w:pStyle w:val="Prrafodelista"/>
+                  <w:rPr>
+                    <w:rFonts w:cstheme="minorHAnsi"/>
+                    <w:b/>
+                    <w:bCs/>
+                    <w:szCs w:val="24"/>
+                    <w:lang w:val="en-US"/>
+                  </w:rPr>
+                </w:pPr>
+              </w:p>
+              <w:p>
+                <w:pPr>
+                  <w:rPr>
+                    <w:rFonts w:ascii="Aptos" w:hAnsi="Aptos"/>
+                    <w:i/>
+                    <w:iCs/>
+                    <w:sz w:val="24"/>
+                    <w:szCs w:val="24"/>
+                    <w:lang w:val="en-US"/>
+                  </w:rPr>
+                </w:pPr>
+                <w:r>
+                  <w:rPr>
+                    <w:szCs w:val="24"/>
+                  </w:rPr>
+                  <w:t xml:space="preserve">Conde-Torres, D., et al. </w:t>
+                </w:r>
+                <w:r>
+                  <w:rPr>
+                    <w:szCs w:val="24"/>
+                    <w:lang w:val="en-US"/>
+                  </w:rPr>
+                  <w:t xml:space="preserve">Unraveling lipid and inflammation interplay in cancer, aging and infection for novel </w:t>
+                </w:r>
+                <w:proofErr w:type="spellStart"/>
+                <w:r>
+                  <w:rPr>
+                    <w:szCs w:val="24"/>
+                    <w:lang w:val="en-US"/>
+                  </w:rPr>
+                  <w:t>theranostic</w:t>
+                </w:r>
+                <w:proofErr w:type="spellEnd"/>
+                <w:r>
+                  <w:rPr>
+                    <w:szCs w:val="24"/>
+                    <w:lang w:val="en-US"/>
+                  </w:rPr>
+                  <w:t xml:space="preserve"> approaches. Frontiers in Immunology 15,1320779 (2024). </w:t>
+                </w:r>
+                <w:proofErr w:type="spellStart"/>
+                <w:r>
+                  <w:rPr>
+                    <w:szCs w:val="24"/>
+                    <w:lang w:val="en-US"/>
+                  </w:rPr>
+                  <w:t>doi</w:t>
+                </w:r>
+                <w:proofErr w:type="spellEnd"/>
+                <w:r>
+                  <w:rPr>
+                    <w:szCs w:val="24"/>
+                    <w:lang w:val="en-US"/>
+                  </w:rPr>
+                  <w:t>: 10.3389/fimmu.2024.1320779.</w:t>
                 </w:r>
               </w:p>
             </w:tc>
@@ -2815,7 +2886,6 @@
                 <w:szCs w:val="24"/>
                 <w:lang w:val="en-US"/>
               </w:rPr>
-              <w:lastRenderedPageBreak/>
               <w:t>Title and full citation of the publication</w:t>
             </w:r>
           </w:p>
@@ -2856,41 +2926,216 @@
                 <w:pPr>
                   <w:spacing w:before="120" w:after="120"/>
                   <w:rPr>
+                    <w:b/>
+                    <w:bCs/>
+                    <w:lang w:val="en-US"/>
+                  </w:rPr>
+                </w:pPr>
+                <w:r>
+                  <w:rPr>
                     <w:rFonts w:ascii="Aptos" w:hAnsi="Aptos" w:cstheme="minorHAnsi"/>
                     <w:b/>
                     <w:bCs/>
                     <w:sz w:val="24"/>
                     <w:szCs w:val="24"/>
-                    <w:highlight w:val="lightGray"/>
                     <w:lang w:val="en-US"/>
                   </w:rPr>
-                </w:pPr>
+                  <w:t>U</w:t>
+                </w:r>
                 <w:r>
+                  <w:rPr>
+                    <w:b/>
+                    <w:bCs/>
+                    <w:lang w:val="en-US"/>
+                  </w:rPr>
+                  <w:t>nlocking the specificity of antimicrobial</w:t>
+                </w:r>
+                <w:r>
+                  <w:rPr>
+                    <w:b/>
+                    <w:bCs/>
+                    <w:lang w:val="en-US"/>
+                  </w:rPr>
+                  <w:t xml:space="preserve"> peptide interactions for membrane-targeted therapies</w:t>
+                </w:r>
+              </w:p>
+              <w:p>
+                <w:pPr>
+                  <w:spacing w:before="120" w:after="120"/>
+                  <w:jc w:val="both"/>
                   <w:rPr>
                     <w:rFonts w:ascii="Aptos" w:hAnsi="Aptos" w:cstheme="minorHAnsi"/>
                     <w:b/>
                     <w:bCs/>
                     <w:sz w:val="24"/>
                     <w:szCs w:val="24"/>
+                    <w:highlight w:val="lightGray"/>
                     <w:lang w:val="en-US"/>
                   </w:rPr>
-                  <w:t>U</w:t>
+                </w:pPr>
+                <w:r>
+                  <w:rPr>
+                    <w:rFonts w:cstheme="minorHAnsi"/>
+                    <w:lang w:val="en-US"/>
+                  </w:rPr>
+                  <w:t xml:space="preserve">Conde-Torres, D., </w:t>
+                </w:r>
+                <w:proofErr w:type="spellStart"/>
+                <w:r>
+                  <w:rPr>
+                    <w:rFonts w:cstheme="minorHAnsi"/>
+                    <w:lang w:val="en-US"/>
+                  </w:rPr>
+                  <w:t>Calvelo</w:t>
+                </w:r>
+                <w:proofErr w:type="spellEnd"/>
+                <w:r>
+                  <w:rPr>
+                    <w:rFonts w:cstheme="minorHAnsi"/>
+                    <w:lang w:val="en-US"/>
+                  </w:rPr>
+                  <w:t xml:space="preserve">, M., </w:t>
+                </w:r>
+                <w:proofErr w:type="spellStart"/>
+                <w:r>
+                  <w:rPr>
+                    <w:rFonts w:cstheme="minorHAnsi"/>
+                    <w:lang w:val="en-US"/>
+                  </w:rPr>
+                  <w:t>Rovira</w:t>
+                </w:r>
+                <w:proofErr w:type="spellEnd"/>
+                <w:r>
+                  <w:rPr>
+                    <w:rFonts w:cstheme="minorHAnsi"/>
+                    <w:lang w:val="en-US"/>
+                  </w:rPr>
+                  <w:t xml:space="preserve">, C., </w:t>
+                </w:r>
+                <w:proofErr w:type="spellStart"/>
+                <w:r>
+                  <w:rPr>
+                    <w:rFonts w:cstheme="minorHAnsi"/>
+                    <w:lang w:val="en-US"/>
+                  </w:rPr>
+                  <w:t>Piñeiro</w:t>
+                </w:r>
+                <w:proofErr w:type="spellEnd"/>
+                <w:r>
+                  <w:rPr>
+                    <w:rFonts w:cstheme="minorHAnsi"/>
+                    <w:lang w:val="en-US"/>
+                  </w:rPr>
+                  <w:t>, Á. &amp; Garcia-</w:t>
+                </w:r>
+                <w:proofErr w:type="spellStart"/>
+                <w:r>
+                  <w:rPr>
+                    <w:rFonts w:cstheme="minorHAnsi"/>
+                    <w:lang w:val="en-US"/>
+                  </w:rPr>
+                  <w:t>Fandino</w:t>
+                </w:r>
+                <w:proofErr w:type="spellEnd"/>
+                <w:r>
+                  <w:rPr>
+                    <w:rFonts w:cstheme="minorHAnsi"/>
+                    <w:lang w:val="en-US"/>
+                  </w:rPr>
+                  <w:t>, R.</w:t>
                 </w:r>
                 <w:r>
                   <w:rPr>
-                    <w:b/>
-                    <w:bCs/>
+                    <w:rFonts w:cstheme="minorHAnsi"/>
                     <w:lang w:val="en-US"/>
                   </w:rPr>
-                  <w:t>nlocking the specificity of antimicrobial</w:t>
+                  <w:br/>
+                  <w:t>Unlocking the specificity of antimicrobial peptide interactions for membrane-targeted</w:t>
                 </w:r>
                 <w:r>
                   <w:rPr>
-                    <w:b/>
-                    <w:bCs/>
+                    <w:rFonts w:cstheme="minorHAnsi"/>
                     <w:lang w:val="en-US"/>
                   </w:rPr>
-                  <w:t xml:space="preserve"> peptide interactions for membrane-targeted therapies</w:t>
+                  <w:br/>
+                  <w:t xml:space="preserve">therapies. </w:t>
+                </w:r>
+                <w:proofErr w:type="spellStart"/>
+                <w:r>
+                  <w:rPr>
+                    <w:rFonts w:cstheme="minorHAnsi"/>
+                  </w:rPr>
+                  <w:t>Computational</w:t>
+                </w:r>
+                <w:proofErr w:type="spellEnd"/>
+                <w:r>
+                  <w:rPr>
+                    <w:rFonts w:cstheme="minorHAnsi"/>
+                  </w:rPr>
+                  <w:t xml:space="preserve"> and </w:t>
+                </w:r>
+                <w:proofErr w:type="spellStart"/>
+                <w:r>
+                  <w:rPr>
+                    <w:rFonts w:cstheme="minorHAnsi"/>
+                  </w:rPr>
+                  <w:t>Structural</w:t>
+                </w:r>
+                <w:proofErr w:type="spellEnd"/>
+                <w:r>
+                  <w:rPr>
+                    <w:rFonts w:cstheme="minorHAnsi"/>
+                  </w:rPr>
+                  <w:t xml:space="preserve"> </w:t>
+                </w:r>
+                <w:proofErr w:type="spellStart"/>
+                <w:r>
+                  <w:rPr>
+                    <w:rFonts w:cstheme="minorHAnsi"/>
+                  </w:rPr>
+                  <w:t>Biotechnology</w:t>
+                </w:r>
+                <w:proofErr w:type="spellEnd"/>
+                <w:r>
+                  <w:rPr>
+                    <w:rFonts w:cstheme="minorHAnsi"/>
+                  </w:rPr>
+                  <w:t xml:space="preserve"> </w:t>
+                </w:r>
+                <w:proofErr w:type="spellStart"/>
+                <w:r>
+                  <w:rPr>
+                    <w:rFonts w:cstheme="minorHAnsi"/>
+                  </w:rPr>
+                  <w:t>Journal</w:t>
+                </w:r>
+                <w:proofErr w:type="spellEnd"/>
+                <w:r>
+                  <w:rPr>
+                    <w:rFonts w:cstheme="minorHAnsi"/>
+                  </w:rPr>
+                  <w:t xml:space="preserve"> 25, 61–74 (2024). </w:t>
+                </w:r>
+                <w:proofErr w:type="spellStart"/>
+                <w:r>
+                  <w:rPr>
+                    <w:rFonts w:cstheme="minorHAnsi"/>
+                  </w:rPr>
+                  <w:t>doi</w:t>
+                </w:r>
+                <w:proofErr w:type="spellEnd"/>
+                <w:r>
+                  <w:rPr>
+                    <w:rFonts w:cstheme="minorHAnsi"/>
+                  </w:rPr>
+                  <w:t>:</w:t>
+                </w:r>
+                <w:r>
+                  <w:rPr>
+                    <w:rFonts w:cstheme="minorHAnsi"/>
+                  </w:rPr>
+                  <w:br/>
+                  <w:t>10.1016/j.csbj.2024.04.022.</w:t>
                 </w:r>
               </w:p>
             </w:tc>
@@ -4375,7 +4620,6 @@
                 <w:bCs/>
                 <w:sz w:val="24"/>
                 <w:szCs w:val="24"/>
-                <w:lang w:val="en-US"/>
               </w:rPr>
             </w:pPr>
             <w:sdt>
@@ -4440,6 +4684,128 @@
                 </w:r>
               </w:sdtContent>
             </w:sdt>
+          </w:p>
+          <w:p>
+            <w:pPr>
+              <w:spacing w:before="120" w:after="120"/>
+              <w:jc w:val="both"/>
+              <w:rPr>
+                <w:rFonts w:cstheme="minorHAnsi"/>
+                <w:sz w:val="24"/>
+                <w:szCs w:val="24"/>
+                <w:lang w:val="en-US"/>
+              </w:rPr>
+            </w:pPr>
+            <w:r>
+              <w:rPr>
+                <w:rFonts w:cstheme="minorHAnsi"/>
+                <w:sz w:val="20"/>
+                <w:szCs w:val="20"/>
+              </w:rPr>
+              <w:t xml:space="preserve">Conde-Torres, D., et al. </w:t>
+            </w:r>
+            <w:r>
+              <w:rPr>
+                <w:rFonts w:cstheme="minorHAnsi"/>
+                <w:sz w:val="20"/>
+                <w:szCs w:val="20"/>
+                <w:lang w:val="en-US"/>
+              </w:rPr>
+              <w:t xml:space="preserve">Classical Simulations on Quantum Computers: </w:t>
+            </w:r>
+            <w:proofErr w:type="gramStart"/>
+            <w:r>
+              <w:rPr>
+                <w:rFonts w:cstheme="minorHAnsi"/>
+                <w:sz w:val="20"/>
+                <w:szCs w:val="20"/>
+                <w:lang w:val="en-US"/>
+              </w:rPr>
+              <w:t>Interface</w:t>
+            </w:r>
+            <w:proofErr w:type="gramEnd"/>
+            <w:r>
+              <w:rPr>
+                <w:rFonts w:cstheme="minorHAnsi"/>
+                <w:sz w:val="20"/>
+                <w:szCs w:val="20"/>
+                <w:lang w:val="en-US"/>
+              </w:rPr>
+              <w:t>-</w:t>
+            </w:r>
+            <w:r>
+              <w:rPr>
+                <w:rFonts w:cstheme="minorHAnsi"/>
+                <w:sz w:val="20"/>
+                <w:szCs w:val="20"/>
+                <w:lang w:val="en-US"/>
+              </w:rPr>
+              <w:br/>
+              <w:t xml:space="preserve">Driven Peptide Folding on Simulated Membrane Surfaces. </w:t>
+            </w:r>
+            <w:proofErr w:type="spellStart"/>
+            <w:r>
+              <w:rPr>
+                <w:rFonts w:cstheme="minorHAnsi"/>
+                <w:sz w:val="20"/>
+                <w:szCs w:val="20"/>
+              </w:rPr>
+              <w:t>Computers</w:t>
+            </w:r>
+            <w:proofErr w:type="spellEnd"/>
+            <w:r>
+              <w:rPr>
+                <w:rFonts w:cstheme="minorHAnsi"/>
+                <w:sz w:val="20"/>
+                <w:szCs w:val="20"/>
+              </w:rPr>
+              <w:t xml:space="preserve"> in </w:t>
+            </w:r>
+            <w:proofErr w:type="spellStart"/>
+            <w:r>
+              <w:rPr>
+                <w:rFonts w:cstheme="minorHAnsi"/>
+                <w:sz w:val="20"/>
+                <w:szCs w:val="20"/>
+              </w:rPr>
+              <w:t>Biology</w:t>
+            </w:r>
+            <w:proofErr w:type="spellEnd"/>
+            <w:r>
+              <w:rPr>
+                <w:rFonts w:cstheme="minorHAnsi"/>
+                <w:sz w:val="20"/>
+                <w:szCs w:val="20"/>
+              </w:rPr>
+              <w:t xml:space="preserve"> and</w:t>
+            </w:r>
+            <w:r>
+              <w:rPr>
+                <w:rFonts w:cstheme="minorHAnsi"/>
+                <w:sz w:val="20"/>
+                <w:szCs w:val="20"/>
+              </w:rPr>
+              <w:br/>
+              <w:t xml:space="preserve">Medicine 182, 109157 (2024). </w:t>
+            </w:r>
+            <w:proofErr w:type="spellStart"/>
+            <w:r>
+              <w:rPr>
+                <w:rFonts w:cstheme="minorHAnsi"/>
+                <w:sz w:val="20"/>
+                <w:szCs w:val="20"/>
+              </w:rPr>
+              <w:t>doi</w:t>
+            </w:r>
+            <w:proofErr w:type="spellEnd"/>
+            <w:r>
+              <w:rPr>
+                <w:rFonts w:cstheme="minorHAnsi"/>
+                <w:sz w:val="20"/>
+                <w:szCs w:val="20"/>
+              </w:rPr>
+              <w:t>: 10.1016/j.compbiomed.2024.109157.</w:t>
+            </w:r>
           </w:p>
         </w:tc>
       </w:tr>
@@ -7256,7 +7622,6 @@
   <w:style w:type="character" w:default="1" w:styleId="Fuentedeprrafopredeter">
     <w:name w:val="Default Paragraph Font"/>
     <w:uiPriority w:val="1"/>
-    <w:semiHidden/>
     <w:unhideWhenUsed/>
   </w:style>
   <w:style w:type="table" w:default="1" w:styleId="Tablanormal">
@@ -8201,7 +8566,7 @@
   <w:font w:name="Symbol">
     <w:panose1 w:val="05050102010706020507"/>
     <w:charset w:val="02"/>
-    <w:family w:val="roman"/>
+    <w:family w:val="decorative"/>
     <w:pitch w:val="variable"/>
     <w:sig w:usb0="00000000" w:usb1="10000000" w:usb2="00000000" w:usb3="00000000" w:csb0="80000000" w:csb1="00000000"/>
   </w:font>
@@ -8221,10 +8586,10 @@
   </w:font>
   <w:font w:name="Wingdings">
     <w:panose1 w:val="05000000000000000000"/>
-    <w:charset w:val="02"/>
-    <w:family w:val="auto"/>
+    <w:charset w:val="4D"/>
+    <w:family w:val="decorative"/>
     <w:pitch w:val="variable"/>
-    <w:sig w:usb0="00000000" w:usb1="10000000" w:usb2="00000000" w:usb3="00000000" w:csb0="80000000" w:csb1="00000000"/>
+    <w:sig w:usb0="00000003" w:usb1="00000000" w:usb2="00000000" w:usb3="00000000" w:csb0="80000001" w:csb1="00000000"/>
   </w:font>
   <w:font w:name="Calibri">
     <w:panose1 w:val="020F0502020204030204"/>
@@ -8294,6 +8659,7 @@
     <w:rsid w:val="001F19AB"/>
     <w:rsid w:val="002035F0"/>
     <w:rsid w:val="002D7EB9"/>
+    <w:rsid w:val="00346B04"/>
     <w:rsid w:val="00471909"/>
     <w:rsid w:val="00913FCC"/>
     <w:rsid w:val="00A2238F"/>
@@ -8306,6 +8672,8 @@
     <w:rsid w:val="00E24437"/>
     <w:rsid w:val="00EC5079"/>
     <w:rsid w:val="00EF1B79"/>
+    <w:rsid w:val="00FA5A0C"/>
+    <w:rsid w:val="00FC0A19"/>
     <w:rsid w:val="00FE4CCA"/>
   </w:rsids>
   <m:mathPr>
@@ -8827,36 +9195,6 @@
       <w14:ligatures w14:val="none"/>
     </w:rPr>
   </w:style>
-  <w:style w:type="paragraph" w:customStyle="1" w:styleId="B6FC6A3A4BD54AF59433773D9A12A0B82">
-    <w:name w:val="B6FC6A3A4BD54AF59433773D9A12A0B82"/>
-    <w:rsid w:val="00D336AE"/>
-    <w:pPr>
-      <w:spacing w:line="259" w:lineRule="auto"/>
-    </w:pPr>
-    <w:rPr>
-      <w:rFonts w:eastAsiaTheme="minorHAnsi"/>
-      <w:kern w:val="0"/>
-      <w:sz w:val="22"/>
-      <w:szCs w:val="22"/>
-      <w:lang w:eastAsia="en-US"/>
-      <w14:ligatures w14:val="none"/>
-    </w:rPr>
-  </w:style>
-  <w:style w:type="paragraph" w:customStyle="1" w:styleId="A1579A6E04484CB9B810C8B57F515A472">
-    <w:name w:val="A1579A6E04484CB9B810C8B57F515A472"/>
-    <w:rsid w:val="00D336AE"/>
-    <w:pPr>
-      <w:spacing w:line="259" w:lineRule="auto"/>
-    </w:pPr>
-    <w:rPr>
-      <w:rFonts w:eastAsiaTheme="minorHAnsi"/>
-      <w:kern w:val="0"/>
-      <w:sz w:val="22"/>
-      <w:szCs w:val="22"/>
-      <w:lang w:eastAsia="en-US"/>
-      <w14:ligatures w14:val="none"/>
-    </w:rPr>
-  </w:style>
   <w:style w:type="paragraph" w:customStyle="1" w:styleId="D11E8E4E25764D26BD55C5EC946387CA2">
     <w:name w:val="D11E8E4E25764D26BD55C5EC946387CA2"/>
     <w:rsid w:val="00D336AE"/>
@@ -8904,36 +9242,6 @@
   </w:style>
   <w:style w:type="paragraph" w:customStyle="1" w:styleId="B370F451E4C1437BA4C69203BA111DEF1">
     <w:name w:val="B370F451E4C1437BA4C69203BA111DEF1"/>
-    <w:rsid w:val="00D336AE"/>
-    <w:pPr>
-      <w:spacing w:line="259" w:lineRule="auto"/>
-    </w:pPr>
-    <w:rPr>
-      <w:rFonts w:eastAsiaTheme="minorHAnsi"/>
-      <w:kern w:val="0"/>
-      <w:sz w:val="22"/>
-      <w:szCs w:val="22"/>
-      <w:lang w:eastAsia="en-US"/>
-      <w14:ligatures w14:val="none"/>
-    </w:rPr>
-  </w:style>
-  <w:style w:type="paragraph" w:customStyle="1" w:styleId="A8FB410FFC0D4A17B72F5FB2A1A783AA2">
-    <w:name w:val="A8FB410FFC0D4A17B72F5FB2A1A783AA2"/>
-    <w:rsid w:val="00D336AE"/>
-    <w:pPr>
-      <w:spacing w:line="259" w:lineRule="auto"/>
-    </w:pPr>
-    <w:rPr>
-      <w:rFonts w:eastAsiaTheme="minorHAnsi"/>
-      <w:kern w:val="0"/>
-      <w:sz w:val="22"/>
-      <w:szCs w:val="22"/>
-      <w:lang w:eastAsia="en-US"/>
-      <w14:ligatures w14:val="none"/>
-    </w:rPr>
-  </w:style>
-  <w:style w:type="paragraph" w:customStyle="1" w:styleId="E57004CEF0DC4E4FA3609115F2784A342">
-    <w:name w:val="E57004CEF0DC4E4FA3609115F2784A342"/>
     <w:rsid w:val="00D336AE"/>
     <w:pPr>
       <w:spacing w:line="259" w:lineRule="auto"/>
